--- a/praktika2_trytemius/zvit.docx
+++ b/praktika2_trytemius/zvit.docx
@@ -3,22 +3,16 @@
 <w:document xmlns:wpc="http://schemas.microsoft.com/office/word/2010/wordprocessingCanvas" xmlns:mo="http://schemas.microsoft.com/office/mac/office/2008/main" xmlns:mc="http://schemas.openxmlformats.org/markup-compatibility/2006" xmlns:mv="urn:schemas-microsoft-com:mac:vml" xmlns:o="urn:schemas-microsoft-com:office:office" xmlns:r="http://schemas.openxmlformats.org/officeDocument/2006/relationships" xmlns:m="http://schemas.openxmlformats.org/officeDocument/2006/math" xmlns:v="urn:schemas-microsoft-com:vml" xmlns:wp14="http://schemas.microsoft.com/office/word/2010/wordprocessingDrawing" xmlns:wp="http://schemas.openxmlformats.org/drawingml/2006/wordprocessingDrawing" xmlns:w10="urn:schemas-microsoft-com:office:word" xmlns:w="http://schemas.openxmlformats.org/wordprocessingml/2006/main" xmlns:w14="http://schemas.microsoft.com/office/word/2010/wordml" xmlns:wpg="http://schemas.microsoft.com/office/word/2010/wordprocessingGroup" xmlns:wpi="http://schemas.microsoft.com/office/word/2010/wordprocessingInk" xmlns:wne="http://schemas.microsoft.com/office/word/2006/wordml" xmlns:wps="http://schemas.microsoft.com/office/word/2010/wordprocessingShape" mc:Ignorable="w14 wp14">
   <w:body>
     <w:p>
+      <w:pPr>
+        <w:jc w:val="center"/>
+      </w:pPr>
       <w:r>
         <w:rPr>
+          <w:rFonts w:ascii="Times New Roman" w:hAnsi="Times New Roman" w:eastAsia="Times New Roman"/>
           <w:b/>
-          <w:color w:val="005599"/>
+          <w:sz w:val="24"/>
         </w:rPr>
-        <w:t>Безпека інформаційних систем</w:t>
-      </w:r>
-    </w:p>
-    <w:p>
-      <w:r>
-        <w:t>Група ТВ-33</w:t>
-      </w:r>
-    </w:p>
-    <w:p>
-      <w:r>
-        <w:t>Михайлець Артем Миколайович</w:t>
+        <w:t>НАЦІОНАЛЬНИЙ ТЕХНІЧНИЙ УНІВЕРСИТЕТ УКРАЇНИ</w:t>
       </w:r>
     </w:p>
     <w:p>
@@ -27,10 +21,11 @@
       </w:pPr>
       <w:r>
         <w:rPr>
+          <w:rFonts w:ascii="Times New Roman" w:hAnsi="Times New Roman" w:eastAsia="Times New Roman"/>
           <w:b/>
-          <w:sz w:val="28"/>
+          <w:sz w:val="24"/>
         </w:rPr>
-        <w:t>Комп'ютерний практикум №2</w:t>
+        <w:t>«КИЇВСЬКИЙ ПОЛІТЕХНІЧНИЙ ІНСТИТУТ імені ІГОРЯ СІКОРСЬКОГО»</w:t>
       </w:r>
     </w:p>
     <w:p>
@@ -39,15 +34,26 @@
       </w:pPr>
       <w:r>
         <w:rPr>
+          <w:rFonts w:ascii="Times New Roman" w:hAnsi="Times New Roman" w:eastAsia="Times New Roman"/>
           <w:b/>
-          <w:sz w:val="28"/>
+          <w:color w:val="005599"/>
+          <w:sz w:val="24"/>
         </w:rPr>
-        <w:t>Тема: Шифр Тритеміуса</w:t>
+        <w:t>Дисципліна: Безпека інформаційних систем</w:t>
       </w:r>
     </w:p>
+    <w:p/>
     <w:p>
+      <w:pPr>
+        <w:jc w:val="center"/>
+      </w:pPr>
       <w:r>
-        <w:t>Мета: розробити криптосистему на основі шифру Тритеміуса (модифікація системи з КП №1).</w:t>
+        <w:rPr>
+          <w:rFonts w:ascii="Times New Roman" w:hAnsi="Times New Roman" w:eastAsia="Times New Roman"/>
+          <w:b/>
+          <w:sz w:val="32"/>
+        </w:rPr>
+        <w:t>ЗВІТ</w:t>
       </w:r>
     </w:p>
     <w:p>
@@ -56,38 +62,11 @@
       </w:pPr>
       <w:r>
         <w:rPr>
+          <w:rFonts w:ascii="Times New Roman" w:hAnsi="Times New Roman" w:eastAsia="Times New Roman"/>
           <w:b/>
           <w:sz w:val="28"/>
         </w:rPr>
-        <w:t>Крок 1. Лінійний ключ (A, B)</w:t>
-      </w:r>
-    </w:p>
-    <w:p>
-      <w:r>
-        <w:t>Ввід: "Алфавіт"</w:t>
-      </w:r>
-    </w:p>
-    <w:p>
-      <w:r>
-        <w:t>Ключ: 2,5  (k = A*p + B)</w:t>
-      </w:r>
-    </w:p>
-    <w:p>
-      <w:r>
-        <w:t>Шифротекст: "Дтаілце"</w:t>
-      </w:r>
-    </w:p>
-    <w:p>
-      <w:r>
-        <w:t>Після розшифрування: "Алфавіт"</w:t>
-      </w:r>
-    </w:p>
-    <w:p>
-      <w:r>
-        <w:rPr>
-          <w:color w:val="C00000"/>
-        </w:rPr>
-        <w:t>[Print Screen лінійного режиму]</w:t>
+        <w:t>до комп'ютерного практикуму №2</w:t>
       </w:r>
     </w:p>
     <w:p>
@@ -96,33 +75,69 @@
       </w:pPr>
       <w:r>
         <w:rPr>
+          <w:rFonts w:ascii="Times New Roman" w:hAnsi="Times New Roman" w:eastAsia="Times New Roman"/>
           <w:b/>
           <w:sz w:val="28"/>
         </w:rPr>
-        <w:t>Крок 2. Нелінійний ключ (A, B, C)</w:t>
+        <w:t>Тема: Шифр Тритеміуса</w:t>
+      </w:r>
+    </w:p>
+    <w:p/>
+    <w:p>
+      <w:pPr>
+        <w:spacing w:after="120"/>
+      </w:pPr>
+      <w:r>
+        <w:rPr>
+          <w:rFonts w:ascii="Times New Roman" w:hAnsi="Times New Roman" w:eastAsia="Times New Roman"/>
+          <w:b w:val="0"/>
+          <w:sz w:val="24"/>
+        </w:rPr>
+        <w:t>Студент: Михайлець Артем Миколайович</w:t>
+      </w:r>
+    </w:p>
+    <w:p>
+      <w:pPr>
+        <w:spacing w:after="120"/>
+      </w:pPr>
+      <w:r>
+        <w:rPr>
+          <w:rFonts w:ascii="Times New Roman" w:hAnsi="Times New Roman" w:eastAsia="Times New Roman"/>
+          <w:b w:val="0"/>
+          <w:sz w:val="24"/>
+        </w:rPr>
+        <w:t>Група: ТВ-33</w:t>
+      </w:r>
+    </w:p>
+    <w:p>
+      <w:pPr>
+        <w:spacing w:after="120"/>
+      </w:pPr>
+      <w:r>
+        <w:rPr>
+          <w:rFonts w:ascii="Times New Roman" w:hAnsi="Times New Roman" w:eastAsia="Times New Roman"/>
+          <w:b w:val="0"/>
+          <w:sz w:val="24"/>
+        </w:rPr>
+        <w:t>Викладач: ________________________________</w:t>
+      </w:r>
+    </w:p>
+    <w:p>
+      <w:pPr>
+        <w:spacing w:after="120"/>
+      </w:pPr>
+      <w:r>
+        <w:rPr>
+          <w:rFonts w:ascii="Times New Roman" w:hAnsi="Times New Roman" w:eastAsia="Times New Roman"/>
+          <w:b w:val="0"/>
+          <w:sz w:val="24"/>
+        </w:rPr>
+        <w:t>м. Київ, 2026 р.</w:t>
       </w:r>
     </w:p>
     <w:p>
       <w:r>
-        <w:t>Ввід: "Алфавіт"</w:t>
-      </w:r>
-    </w:p>
-    <w:p>
-      <w:r>
-        <w:t>Ключ: 1,2,3  (k = A*p^2 + B*p + C)</w:t>
-      </w:r>
-    </w:p>
-    <w:p>
-      <w:r>
-        <w:t>Шифротекст: "Гсвощмє"</w:t>
-      </w:r>
-    </w:p>
-    <w:p>
-      <w:r>
-        <w:rPr>
-          <w:color w:val="C00000"/>
-        </w:rPr>
-        <w:t>[Print Screen нелінійного режиму]</w:t>
+        <w:br w:type="page"/>
       </w:r>
     </w:p>
     <w:p>
@@ -131,33 +146,24 @@
       </w:pPr>
       <w:r>
         <w:rPr>
+          <w:rFonts w:ascii="Times New Roman" w:hAnsi="Times New Roman" w:eastAsia="Times New Roman"/>
           <w:b/>
           <w:sz w:val="28"/>
         </w:rPr>
-        <w:t>Крок 3. Гасло</w:t>
+        <w:t>1. Мета роботи</w:t>
       </w:r>
     </w:p>
     <w:p>
-      <w:r>
-        <w:t>Ввід: "Алфавіт"</w:t>
-      </w:r>
-    </w:p>
-    <w:p>
-      <w:r>
-        <w:t>Гасло: "ключ"</w:t>
-      </w:r>
-    </w:p>
-    <w:p>
-      <w:r>
-        <w:t>Шифротекст: "Кьтчмцр"</w:t>
-      </w:r>
-    </w:p>
-    <w:p>
+      <w:pPr>
+        <w:spacing w:after="120"/>
+      </w:pPr>
       <w:r>
         <w:rPr>
-          <w:color w:val="C00000"/>
+          <w:rFonts w:ascii="Times New Roman" w:hAnsi="Times New Roman" w:eastAsia="Times New Roman"/>
+          <w:b w:val="0"/>
+          <w:sz w:val="24"/>
         </w:rPr>
-        <w:t>[Print Screen режиму з гаслом]</w:t>
+        <w:t>Модифікувати криптосистему з КП №1 для реалізації шифру Тритеміуса з ключами: лінійним (A, B), нелінійним (A, B, C) та гаслом.</w:t>
       </w:r>
     </w:p>
     <w:p>
@@ -166,28 +172,555 @@
       </w:pPr>
       <w:r>
         <w:rPr>
+          <w:rFonts w:ascii="Times New Roman" w:hAnsi="Times New Roman" w:eastAsia="Times New Roman"/>
           <w:b/>
           <w:sz w:val="28"/>
         </w:rPr>
-        <w:t>Крок 4. Код</w:t>
+        <w:t>2. Короткі теоретичні відомості</w:t>
       </w:r>
     </w:p>
     <w:p>
+      <w:pPr>
+        <w:spacing w:after="120"/>
+      </w:pPr>
       <w:r>
         <w:rPr>
-          <w:color w:val="C00000"/>
+          <w:rFonts w:ascii="Times New Roman" w:hAnsi="Times New Roman" w:eastAsia="Times New Roman"/>
+          <w:b w:val="0"/>
+          <w:sz w:val="24"/>
         </w:rPr>
-        <w:t>[Print Screen TrithemiusCipher / KnownPlaintextAttack]</w:t>
+        <w:t>Шифр Тритеміуса — удосконалення шифру Цезаря зі змінним кроком зміщення k. Формули ті самі y = (x + k) mod n, але k залежить від позиції p літери:</w:t>
       </w:r>
     </w:p>
     <w:p>
+      <w:pPr>
+        <w:spacing w:after="120"/>
+      </w:pPr>
       <w:r>
-        <w:t>Додаткове завдання: атака за парою відкритий — шифротекст (меню Шифрування → Атака за відомою парою).</w:t>
+        <w:rPr>
+          <w:rFonts w:ascii="Times New Roman" w:hAnsi="Times New Roman" w:eastAsia="Times New Roman"/>
+          <w:b/>
+          <w:sz w:val="24"/>
+        </w:rPr>
+        <w:t>лінійний: k = A·p + B</w:t>
+      </w:r>
+    </w:p>
+    <w:p>
+      <w:pPr>
+        <w:spacing w:after="120"/>
+      </w:pPr>
+      <w:r>
+        <w:rPr>
+          <w:rFonts w:ascii="Times New Roman" w:hAnsi="Times New Roman" w:eastAsia="Times New Roman"/>
+          <w:b/>
+          <w:sz w:val="24"/>
+        </w:rPr>
+        <w:t>нелінійний: k = A·p² + B·p + C</w:t>
+      </w:r>
+    </w:p>
+    <w:p>
+      <w:pPr>
+        <w:spacing w:after="120"/>
+      </w:pPr>
+      <w:r>
+        <w:rPr>
+          <w:rFonts w:ascii="Times New Roman" w:hAnsi="Times New Roman" w:eastAsia="Times New Roman"/>
+          <w:b/>
+          <w:sz w:val="24"/>
+        </w:rPr>
+        <w:t>гасло: k береться з повторюваного ключового рядка</w:t>
+      </w:r>
+    </w:p>
+    <w:p>
+      <w:pPr>
+        <w:jc w:val="center"/>
+      </w:pPr>
+      <w:r>
+        <w:rPr>
+          <w:rFonts w:ascii="Times New Roman" w:hAnsi="Times New Roman" w:eastAsia="Times New Roman"/>
+          <w:b/>
+          <w:sz w:val="28"/>
+        </w:rPr>
+        <w:t>3. Тестові приклади</w:t>
+      </w:r>
+    </w:p>
+    <w:p>
+      <w:pPr>
+        <w:spacing w:after="120"/>
+      </w:pPr>
+      <w:r>
+        <w:rPr>
+          <w:rFonts w:ascii="Times New Roman" w:hAnsi="Times New Roman" w:eastAsia="Times New Roman"/>
+          <w:b w:val="0"/>
+          <w:sz w:val="24"/>
+        </w:rPr>
+        <w:t>Відкритий текст: "Алфавіт"</w:t>
+      </w:r>
+    </w:p>
+    <w:p>
+      <w:pPr>
+        <w:spacing w:after="120"/>
+      </w:pPr>
+      <w:r>
+        <w:rPr>
+          <w:rFonts w:ascii="Times New Roman" w:hAnsi="Times New Roman" w:eastAsia="Times New Roman"/>
+          <w:b w:val="0"/>
+          <w:sz w:val="24"/>
+        </w:rPr>
+        <w:t>Лінійний ключ 2,5: "Дтаілце" → розшифр. "Алфавіт"</w:t>
+      </w:r>
+    </w:p>
+    <w:p>
+      <w:pPr>
+        <w:spacing w:after="120"/>
+      </w:pPr>
+      <w:r>
+        <w:rPr>
+          <w:rFonts w:ascii="Times New Roman" w:hAnsi="Times New Roman" w:eastAsia="Times New Roman"/>
+          <w:b w:val="0"/>
+          <w:sz w:val="24"/>
+        </w:rPr>
+        <w:t>Нелінійний ключ 1,2,3: "Гсвощмє" → розшифр. "Алфавіт"</w:t>
+      </w:r>
+    </w:p>
+    <w:p>
+      <w:pPr>
+        <w:spacing w:after="120"/>
+      </w:pPr>
+      <w:r>
+        <w:rPr>
+          <w:rFonts w:ascii="Times New Roman" w:hAnsi="Times New Roman" w:eastAsia="Times New Roman"/>
+          <w:b w:val="0"/>
+          <w:sz w:val="24"/>
+        </w:rPr>
+        <w:t>Гасло «ключ»: "Кьтчмцр" → розшифр. "Алфавіт"</w:t>
+      </w:r>
+    </w:p>
+    <w:p>
+      <w:pPr>
+        <w:jc w:val="center"/>
+      </w:pPr>
+      <w:r>
+        <w:rPr>
+          <w:rFonts w:ascii="Times New Roman" w:hAnsi="Times New Roman" w:eastAsia="Times New Roman"/>
+          <w:b/>
+          <w:sz w:val="28"/>
+        </w:rPr>
+        <w:t>4. Результати тестування (скріншоти)</w:t>
+      </w:r>
+    </w:p>
+    <w:p>
+      <w:pPr>
+        <w:spacing w:after="120"/>
+      </w:pPr>
+      <w:r>
+        <w:rPr>
+          <w:rFonts w:ascii="Times New Roman" w:hAnsi="Times New Roman" w:eastAsia="Times New Roman"/>
+          <w:b/>
+          <w:sz w:val="24"/>
+        </w:rPr>
+        <w:t>Крок 1. Лінійний режим (A, B)</w:t>
+      </w:r>
+    </w:p>
+    <w:p>
+      <w:pPr>
+        <w:spacing w:after="120"/>
+      </w:pPr>
+      <w:r>
+        <w:rPr>
+          <w:rFonts w:ascii="Times New Roman" w:hAnsi="Times New Roman" w:eastAsia="Times New Roman"/>
+          <w:b w:val="0"/>
+          <w:color w:val="C00000"/>
+          <w:sz w:val="24"/>
+        </w:rPr>
+        <w:t>Що зробити: режим «Лінійний», ключ 2,5, текст «Алфавіт», зашифруй (очікується «Дтаілце»), потім розшифруй. Print Screen — у рамку.</w:t>
+      </w:r>
+    </w:p>
+    <w:tbl>
+      <w:tblPr>
+        <w:tblW w:type="auto" w:w="0"/>
+        <w:tblLook w:firstColumn="1" w:firstRow="1" w:lastColumn="0" w:lastRow="0" w:noHBand="0" w:noVBand="1" w:val="04A0"/>
+      </w:tblPr>
+      <w:tblGrid>
+        <w:gridCol w:w="9973"/>
+      </w:tblGrid>
+      <w:tr>
+        <w:tc>
+          <w:tcPr>
+            <w:tcW w:type="dxa" w:w="9071"/>
+            <w:tcBorders>
+              <w:top w:val="single" w:sz="12" w:color="C00000"/>
+              <w:left w:val="single" w:sz="12" w:color="C00000"/>
+              <w:bottom w:val="single" w:sz="12" w:color="C00000"/>
+              <w:right w:val="single" w:sz="12" w:color="C00000"/>
+            </w:tcBorders>
+          </w:tcPr>
+          <w:p>
+            <w:pPr>
+              <w:jc w:val="center"/>
+            </w:pPr>
+            <w:r>
+              <w:rPr>
+                <w:rFonts w:ascii="Times New Roman" w:hAnsi="Times New Roman" w:eastAsia="Times New Roman"/>
+                <w:b/>
+                <w:color w:val="C00000"/>
+                <w:sz w:val="22"/>
+              </w:rPr>
+              <w:br/>
+              <w:br/>
+              <w:br/>
+              <w:br/>
+              <w:t>&gt;&gt;&gt; ВСТАВ СЮДИ PRINT SCREEN &lt;&lt;&lt;</w:t>
+              <w:br/>
+              <w:t>(Ctrl+V після PrtSc / Win+Shift+S)</w:t>
+              <w:br/>
+              <w:br/>
+              <w:br/>
+              <w:br/>
+            </w:r>
+          </w:p>
+        </w:tc>
+      </w:tr>
+    </w:tbl>
+    <w:p/>
+    <w:p>
+      <w:pPr>
+        <w:spacing w:after="120"/>
+      </w:pPr>
+      <w:r>
+        <w:rPr>
+          <w:rFonts w:ascii="Times New Roman" w:hAnsi="Times New Roman" w:eastAsia="Times New Roman"/>
+          <w:b/>
+          <w:sz w:val="24"/>
+        </w:rPr>
+        <w:t>Крок 2. Нелінійний режим (A, B, C)</w:t>
+      </w:r>
+    </w:p>
+    <w:p>
+      <w:pPr>
+        <w:spacing w:after="120"/>
+      </w:pPr>
+      <w:r>
+        <w:rPr>
+          <w:rFonts w:ascii="Times New Roman" w:hAnsi="Times New Roman" w:eastAsia="Times New Roman"/>
+          <w:b w:val="0"/>
+          <w:color w:val="C00000"/>
+          <w:sz w:val="24"/>
+        </w:rPr>
+        <w:t>Що зробити: режим «Нелінійний», ключ 1,2,3, текст «Алфавіт», зашифруй (очікується «Гсвощмє»). Print Screen — у рамку.</w:t>
+      </w:r>
+    </w:p>
+    <w:tbl>
+      <w:tblPr>
+        <w:tblW w:type="auto" w:w="0"/>
+        <w:tblLook w:firstColumn="1" w:firstRow="1" w:lastColumn="0" w:lastRow="0" w:noHBand="0" w:noVBand="1" w:val="04A0"/>
+      </w:tblPr>
+      <w:tblGrid>
+        <w:gridCol w:w="9973"/>
+      </w:tblGrid>
+      <w:tr>
+        <w:tc>
+          <w:tcPr>
+            <w:tcW w:type="dxa" w:w="9071"/>
+            <w:tcBorders>
+              <w:top w:val="single" w:sz="12" w:color="C00000"/>
+              <w:left w:val="single" w:sz="12" w:color="C00000"/>
+              <w:bottom w:val="single" w:sz="12" w:color="C00000"/>
+              <w:right w:val="single" w:sz="12" w:color="C00000"/>
+            </w:tcBorders>
+          </w:tcPr>
+          <w:p>
+            <w:pPr>
+              <w:jc w:val="center"/>
+            </w:pPr>
+            <w:r>
+              <w:rPr>
+                <w:rFonts w:ascii="Times New Roman" w:hAnsi="Times New Roman" w:eastAsia="Times New Roman"/>
+                <w:b/>
+                <w:color w:val="C00000"/>
+                <w:sz w:val="22"/>
+              </w:rPr>
+              <w:br/>
+              <w:br/>
+              <w:br/>
+              <w:br/>
+              <w:t>&gt;&gt;&gt; ВСТАВ СЮДИ PRINT SCREEN &lt;&lt;&lt;</w:t>
+              <w:br/>
+              <w:t>(Ctrl+V після PrtSc / Win+Shift+S)</w:t>
+              <w:br/>
+              <w:br/>
+              <w:br/>
+              <w:br/>
+            </w:r>
+          </w:p>
+        </w:tc>
+      </w:tr>
+    </w:tbl>
+    <w:p/>
+    <w:p>
+      <w:pPr>
+        <w:spacing w:after="120"/>
+      </w:pPr>
+      <w:r>
+        <w:rPr>
+          <w:rFonts w:ascii="Times New Roman" w:hAnsi="Times New Roman" w:eastAsia="Times New Roman"/>
+          <w:b/>
+          <w:sz w:val="24"/>
+        </w:rPr>
+        <w:t>Крок 3. Режим гасла</w:t>
+      </w:r>
+    </w:p>
+    <w:p>
+      <w:pPr>
+        <w:spacing w:after="120"/>
+      </w:pPr>
+      <w:r>
+        <w:rPr>
+          <w:rFonts w:ascii="Times New Roman" w:hAnsi="Times New Roman" w:eastAsia="Times New Roman"/>
+          <w:b w:val="0"/>
+          <w:color w:val="C00000"/>
+          <w:sz w:val="24"/>
+        </w:rPr>
+        <w:t>Що зробити: режим «Гасло», ключ «ключ», текст «Алфавіт», зашифруй (очікується «Кьтчмцр»). Print Screen — у рамку.</w:t>
+      </w:r>
+    </w:p>
+    <w:tbl>
+      <w:tblPr>
+        <w:tblW w:type="auto" w:w="0"/>
+        <w:tblLook w:firstColumn="1" w:firstRow="1" w:lastColumn="0" w:lastRow="0" w:noHBand="0" w:noVBand="1" w:val="04A0"/>
+      </w:tblPr>
+      <w:tblGrid>
+        <w:gridCol w:w="9973"/>
+      </w:tblGrid>
+      <w:tr>
+        <w:tc>
+          <w:tcPr>
+            <w:tcW w:type="dxa" w:w="9071"/>
+            <w:tcBorders>
+              <w:top w:val="single" w:sz="12" w:color="C00000"/>
+              <w:left w:val="single" w:sz="12" w:color="C00000"/>
+              <w:bottom w:val="single" w:sz="12" w:color="C00000"/>
+              <w:right w:val="single" w:sz="12" w:color="C00000"/>
+            </w:tcBorders>
+          </w:tcPr>
+          <w:p>
+            <w:pPr>
+              <w:jc w:val="center"/>
+            </w:pPr>
+            <w:r>
+              <w:rPr>
+                <w:rFonts w:ascii="Times New Roman" w:hAnsi="Times New Roman" w:eastAsia="Times New Roman"/>
+                <w:b/>
+                <w:color w:val="C00000"/>
+                <w:sz w:val="22"/>
+              </w:rPr>
+              <w:br/>
+              <w:br/>
+              <w:br/>
+              <w:br/>
+              <w:t>&gt;&gt;&gt; ВСТАВ СЮДИ PRINT SCREEN &lt;&lt;&lt;</w:t>
+              <w:br/>
+              <w:t>(Ctrl+V після PrtSc / Win+Shift+S)</w:t>
+              <w:br/>
+              <w:br/>
+              <w:br/>
+              <w:br/>
+            </w:r>
+          </w:p>
+        </w:tc>
+      </w:tr>
+    </w:tbl>
+    <w:p/>
+    <w:p>
+      <w:pPr>
+        <w:spacing w:after="120"/>
+      </w:pPr>
+      <w:r>
+        <w:rPr>
+          <w:rFonts w:ascii="Times New Roman" w:hAnsi="Times New Roman" w:eastAsia="Times New Roman"/>
+          <w:b/>
+          <w:sz w:val="24"/>
+        </w:rPr>
+        <w:t>Крок 4. Фрагмент коду (TrithemiusCipher)</w:t>
+      </w:r>
+    </w:p>
+    <w:p>
+      <w:pPr>
+        <w:spacing w:after="120"/>
+      </w:pPr>
+      <w:r>
+        <w:rPr>
+          <w:rFonts w:ascii="Times New Roman" w:hAnsi="Times New Roman" w:eastAsia="Times New Roman"/>
+          <w:b w:val="0"/>
+          <w:color w:val="C00000"/>
+          <w:sz w:val="24"/>
+        </w:rPr>
+        <w:t>Що зробити: у crypto.py зніми Print Screen методів validate_key, encrypt, decrypt. Встав у рамку.</w:t>
+      </w:r>
+    </w:p>
+    <w:tbl>
+      <w:tblPr>
+        <w:tblW w:type="auto" w:w="0"/>
+        <w:tblLook w:firstColumn="1" w:firstRow="1" w:lastColumn="0" w:lastRow="0" w:noHBand="0" w:noVBand="1" w:val="04A0"/>
+      </w:tblPr>
+      <w:tblGrid>
+        <w:gridCol w:w="9973"/>
+      </w:tblGrid>
+      <w:tr>
+        <w:tc>
+          <w:tcPr>
+            <w:tcW w:type="dxa" w:w="9071"/>
+            <w:tcBorders>
+              <w:top w:val="single" w:sz="12" w:color="C00000"/>
+              <w:left w:val="single" w:sz="12" w:color="C00000"/>
+              <w:bottom w:val="single" w:sz="12" w:color="C00000"/>
+              <w:right w:val="single" w:sz="12" w:color="C00000"/>
+            </w:tcBorders>
+          </w:tcPr>
+          <w:p>
+            <w:pPr>
+              <w:jc w:val="center"/>
+            </w:pPr>
+            <w:r>
+              <w:rPr>
+                <w:rFonts w:ascii="Times New Roman" w:hAnsi="Times New Roman" w:eastAsia="Times New Roman"/>
+                <w:b/>
+                <w:color w:val="C00000"/>
+                <w:sz w:val="22"/>
+              </w:rPr>
+              <w:br/>
+              <w:br/>
+              <w:br/>
+              <w:br/>
+              <w:t>&gt;&gt;&gt; ВСТАВ СЮДИ PRINT SCREEN &lt;&lt;&lt;</w:t>
+              <w:br/>
+              <w:t>(Ctrl+V після PrtSc / Win+Shift+S)</w:t>
+              <w:br/>
+              <w:br/>
+              <w:br/>
+              <w:br/>
+            </w:r>
+          </w:p>
+        </w:tc>
+      </w:tr>
+    </w:tbl>
+    <w:p/>
+    <w:p>
+      <w:pPr>
+        <w:spacing w:after="120"/>
+      </w:pPr>
+      <w:r>
+        <w:rPr>
+          <w:rFonts w:ascii="Times New Roman" w:hAnsi="Times New Roman" w:eastAsia="Times New Roman"/>
+          <w:b/>
+          <w:sz w:val="24"/>
+        </w:rPr>
+        <w:t>Крок 5. Додаткове — атака за відомою парою</w:t>
+      </w:r>
+    </w:p>
+    <w:p>
+      <w:pPr>
+        <w:spacing w:after="120"/>
+      </w:pPr>
+      <w:r>
+        <w:rPr>
+          <w:rFonts w:ascii="Times New Roman" w:hAnsi="Times New Roman" w:eastAsia="Times New Roman"/>
+          <w:b w:val="0"/>
+          <w:color w:val="C00000"/>
+          <w:sz w:val="24"/>
+        </w:rPr>
+        <w:t>Що зробити: меню «Шифрування» → «Атака за відомою парою». Введи відкритий «Алфавіт» і шифротекст лінійного режиму «Дтаілце», натисни «Знайти ключ» (має знайти 2,5). Print Screen — у рамку.</w:t>
+      </w:r>
+    </w:p>
+    <w:tbl>
+      <w:tblPr>
+        <w:tblW w:type="auto" w:w="0"/>
+        <w:tblLook w:firstColumn="1" w:firstRow="1" w:lastColumn="0" w:lastRow="0" w:noHBand="0" w:noVBand="1" w:val="04A0"/>
+      </w:tblPr>
+      <w:tblGrid>
+        <w:gridCol w:w="9973"/>
+      </w:tblGrid>
+      <w:tr>
+        <w:tc>
+          <w:tcPr>
+            <w:tcW w:type="dxa" w:w="9071"/>
+            <w:tcBorders>
+              <w:top w:val="single" w:sz="12" w:color="C00000"/>
+              <w:left w:val="single" w:sz="12" w:color="C00000"/>
+              <w:bottom w:val="single" w:sz="12" w:color="C00000"/>
+              <w:right w:val="single" w:sz="12" w:color="C00000"/>
+            </w:tcBorders>
+          </w:tcPr>
+          <w:p>
+            <w:pPr>
+              <w:jc w:val="center"/>
+            </w:pPr>
+            <w:r>
+              <w:rPr>
+                <w:rFonts w:ascii="Times New Roman" w:hAnsi="Times New Roman" w:eastAsia="Times New Roman"/>
+                <w:b/>
+                <w:color w:val="C00000"/>
+                <w:sz w:val="22"/>
+              </w:rPr>
+              <w:br/>
+              <w:br/>
+              <w:br/>
+              <w:br/>
+              <w:t>&gt;&gt;&gt; ВСТАВ СЮДИ PRINT SCREEN &lt;&lt;&lt;</w:t>
+              <w:br/>
+              <w:t>(Ctrl+V після PrtSc / Win+Shift+S)</w:t>
+              <w:br/>
+              <w:br/>
+              <w:br/>
+              <w:br/>
+            </w:r>
+          </w:p>
+        </w:tc>
+      </w:tr>
+    </w:tbl>
+    <w:p/>
+    <w:p>
+      <w:pPr>
+        <w:jc w:val="center"/>
+      </w:pPr>
+      <w:r>
+        <w:rPr>
+          <w:rFonts w:ascii="Times New Roman" w:hAnsi="Times New Roman" w:eastAsia="Times New Roman"/>
+          <w:b/>
+          <w:sz w:val="28"/>
+        </w:rPr>
+        <w:t>5. Висновки</w:t>
+      </w:r>
+    </w:p>
+    <w:p>
+      <w:pPr>
+        <w:spacing w:after="120"/>
+      </w:pPr>
+      <w:r>
+        <w:rPr>
+          <w:rFonts w:ascii="Times New Roman" w:hAnsi="Times New Roman" w:eastAsia="Times New Roman"/>
+          <w:b w:val="0"/>
+          <w:sz w:val="24"/>
+        </w:rPr>
+        <w:t>Реалізовано три режими ключа шифру Тритеміуса, валідацію та GUI на базі КП №1. Додатково працює модуль відновлення ключа за парою відкритий текст — шифротекст.</w:t>
+      </w:r>
+    </w:p>
+    <w:p>
+      <w:pPr>
+        <w:spacing w:after="120"/>
+      </w:pPr>
+      <w:r>
+        <w:rPr>
+          <w:rFonts w:ascii="Times New Roman" w:hAnsi="Times New Roman" w:eastAsia="Times New Roman"/>
+          <w:b/>
+          <w:sz w:val="24"/>
+        </w:rPr>
+        <w:t>Посилання на код (GitHub): ________________________________</w:t>
       </w:r>
     </w:p>
     <w:sectPr>
       <w:pgSz w:w="12240" w:h="15840"/>
-      <w:pgMar w:top="1440" w:right="1800" w:bottom="1440" w:left="1800" w:header="720" w:footer="720" w:gutter="0"/>
+      <w:pgMar w:top="1134" w:right="850" w:bottom="1134" w:left="1417" w:header="720" w:footer="720" w:gutter="0"/>
       <w:cols w:space="720"/>
       <w:docGrid w:linePitch="360"/>
     </w:sectPr>
